--- a/пдп/01 титульный лист ПДП ИС-222.docx
+++ b/пдп/01 титульный лист ПДП ИС-222.docx
@@ -153,16 +153,7 @@
                                 <w:szCs w:val="28"/>
                                 <w:u w:val="none"/>
                               </w:rPr>
-                              <w:t>и программи</w:t>
-                            </w:r>
-                            <w:bookmarkStart w:id="0" w:name="_GoBack"/>
-                            <w:bookmarkEnd w:id="0"/>
-                            <w:r>
-                              <w:rPr>
-                                <w:szCs w:val="28"/>
-                                <w:u w:val="none"/>
-                              </w:rPr>
-                              <w:t>рование»</w:t>
+                              <w:t>и программирование»</w:t>
                             </w:r>
                           </w:p>
                           <w:p>
@@ -316,11 +307,10 @@
                             </w:r>
                             <w:r>
                               <w:rPr>
-                                <w:color w:val="FF0000"/>
                                 <w:sz w:val="28"/>
-                                <w:szCs w:val="28"/>
+                                <w:szCs w:val="32"/>
                               </w:rPr>
-                              <w:t>ООО «ТатАСУ»</w:t>
+                              <w:t>ООО «БС-Платформа»</w:t>
                             </w:r>
                           </w:p>
                           <w:p>
@@ -373,7 +363,6 @@
                                 <w:sz w:val="28"/>
                                 <w:szCs w:val="28"/>
                                 <w:u w:val="single"/>
-                                <w:lang w:val="en-US"/>
                               </w:rPr>
                               <w:t>0</w:t>
                             </w:r>
@@ -428,11 +417,17 @@
                             </w:r>
                             <w:r>
                               <w:rPr>
-                                <w:color w:val="FF0000"/>
                                 <w:sz w:val="28"/>
                                 <w:szCs w:val="28"/>
                               </w:rPr>
-                              <w:t>17.</w:t>
+                              <w:t>11</w:t>
+                            </w:r>
+                            <w:r>
+                              <w:rPr>
+                                <w:sz w:val="28"/>
+                                <w:szCs w:val="28"/>
+                              </w:rPr>
+                              <w:t>.</w:t>
                             </w:r>
                             <w:r>
                               <w:rPr>
@@ -504,12 +499,45 @@
                             </w:r>
                             <w:r>
                               <w:rPr>
-                                <w:color w:val="FF0000"/>
                                 <w:sz w:val="28"/>
                                 <w:szCs w:val="28"/>
-                                <w:u w:val="single"/>
                               </w:rPr>
-                              <w:t>Сигачев Даниил Николаевич</w:t>
+                              <w:tab/>
+                            </w:r>
+                            <w:r>
+                              <w:rPr>
+                                <w:sz w:val="28"/>
+                                <w:szCs w:val="28"/>
+                              </w:rPr>
+                              <w:tab/>
+                            </w:r>
+                            <w:r>
+                              <w:rPr>
+                                <w:sz w:val="28"/>
+                                <w:szCs w:val="28"/>
+                              </w:rPr>
+                              <w:t>Гумаров Т</w:t>
+                            </w:r>
+                            <w:r>
+                              <w:rPr>
+                                <w:sz w:val="28"/>
+                                <w:szCs w:val="28"/>
+                              </w:rPr>
+                              <w:t xml:space="preserve">имур </w:t>
+                            </w:r>
+                            <w:r>
+                              <w:rPr>
+                                <w:sz w:val="28"/>
+                                <w:szCs w:val="28"/>
+                              </w:rPr>
+                              <w:t>Р</w:t>
+                            </w:r>
+                            <w:r>
+                              <w:rPr>
+                                <w:sz w:val="28"/>
+                                <w:szCs w:val="28"/>
+                              </w:rPr>
+                              <w:t>устемович</w:t>
                             </w:r>
                           </w:p>
                           <w:p>
@@ -588,12 +616,31 @@
                             </w:r>
                             <w:r>
                               <w:rPr>
-                                <w:color w:val="FF0000"/>
                                 <w:sz w:val="28"/>
                                 <w:szCs w:val="28"/>
-                                <w:u w:val="single"/>
                               </w:rPr>
-                              <w:t>ФИО</w:t>
+                              <w:tab/>
+                            </w:r>
+                            <w:r>
+                              <w:rPr>
+                                <w:sz w:val="28"/>
+                                <w:szCs w:val="28"/>
+                              </w:rPr>
+                              <w:tab/>
+                            </w:r>
+                            <w:r>
+                              <w:rPr>
+                                <w:sz w:val="28"/>
+                                <w:szCs w:val="28"/>
+                              </w:rPr>
+                              <w:t xml:space="preserve">Галиев </w:t>
+                            </w:r>
+                            <w:r>
+                              <w:rPr>
+                                <w:sz w:val="28"/>
+                                <w:szCs w:val="28"/>
+                              </w:rPr>
+                              <w:t>Тагир Римович</w:t>
                             </w:r>
                           </w:p>
                           <w:p>
@@ -998,16 +1045,7 @@
                           <w:szCs w:val="28"/>
                           <w:u w:val="none"/>
                         </w:rPr>
-                        <w:t>и программи</w:t>
-                      </w:r>
-                      <w:bookmarkStart w:id="1" w:name="_GoBack"/>
-                      <w:bookmarkEnd w:id="1"/>
-                      <w:r>
-                        <w:rPr>
-                          <w:szCs w:val="28"/>
-                          <w:u w:val="none"/>
-                        </w:rPr>
-                        <w:t>рование»</w:t>
+                        <w:t>и программирование»</w:t>
                       </w:r>
                     </w:p>
                     <w:p>
@@ -1161,11 +1199,10 @@
                       </w:r>
                       <w:r>
                         <w:rPr>
-                          <w:color w:val="FF0000"/>
                           <w:sz w:val="28"/>
-                          <w:szCs w:val="28"/>
+                          <w:szCs w:val="32"/>
                         </w:rPr>
-                        <w:t>ООО «ТатАСУ»</w:t>
+                        <w:t>ООО «БС-Платформа»</w:t>
                       </w:r>
                     </w:p>
                     <w:p>
@@ -1218,7 +1255,6 @@
                           <w:sz w:val="28"/>
                           <w:szCs w:val="28"/>
                           <w:u w:val="single"/>
-                          <w:lang w:val="en-US"/>
                         </w:rPr>
                         <w:t>0</w:t>
                       </w:r>
@@ -1273,11 +1309,17 @@
                       </w:r>
                       <w:r>
                         <w:rPr>
-                          <w:color w:val="FF0000"/>
                           <w:sz w:val="28"/>
                           <w:szCs w:val="28"/>
                         </w:rPr>
-                        <w:t>17.</w:t>
+                        <w:t>11</w:t>
+                      </w:r>
+                      <w:r>
+                        <w:rPr>
+                          <w:sz w:val="28"/>
+                          <w:szCs w:val="28"/>
+                        </w:rPr>
+                        <w:t>.</w:t>
                       </w:r>
                       <w:r>
                         <w:rPr>
@@ -1349,12 +1391,45 @@
                       </w:r>
                       <w:r>
                         <w:rPr>
-                          <w:color w:val="FF0000"/>
                           <w:sz w:val="28"/>
                           <w:szCs w:val="28"/>
-                          <w:u w:val="single"/>
                         </w:rPr>
-                        <w:t>Сигачев Даниил Николаевич</w:t>
+                        <w:tab/>
+                      </w:r>
+                      <w:r>
+                        <w:rPr>
+                          <w:sz w:val="28"/>
+                          <w:szCs w:val="28"/>
+                        </w:rPr>
+                        <w:tab/>
+                      </w:r>
+                      <w:r>
+                        <w:rPr>
+                          <w:sz w:val="28"/>
+                          <w:szCs w:val="28"/>
+                        </w:rPr>
+                        <w:t>Гумаров Т</w:t>
+                      </w:r>
+                      <w:r>
+                        <w:rPr>
+                          <w:sz w:val="28"/>
+                          <w:szCs w:val="28"/>
+                        </w:rPr>
+                        <w:t xml:space="preserve">имур </w:t>
+                      </w:r>
+                      <w:r>
+                        <w:rPr>
+                          <w:sz w:val="28"/>
+                          <w:szCs w:val="28"/>
+                        </w:rPr>
+                        <w:t>Р</w:t>
+                      </w:r>
+                      <w:r>
+                        <w:rPr>
+                          <w:sz w:val="28"/>
+                          <w:szCs w:val="28"/>
+                        </w:rPr>
+                        <w:t>устемович</w:t>
                       </w:r>
                     </w:p>
                     <w:p>
@@ -1433,12 +1508,31 @@
                       </w:r>
                       <w:r>
                         <w:rPr>
-                          <w:color w:val="FF0000"/>
                           <w:sz w:val="28"/>
                           <w:szCs w:val="28"/>
-                          <w:u w:val="single"/>
                         </w:rPr>
-                        <w:t>ФИО</w:t>
+                        <w:tab/>
+                      </w:r>
+                      <w:r>
+                        <w:rPr>
+                          <w:sz w:val="28"/>
+                          <w:szCs w:val="28"/>
+                        </w:rPr>
+                        <w:tab/>
+                      </w:r>
+                      <w:r>
+                        <w:rPr>
+                          <w:sz w:val="28"/>
+                          <w:szCs w:val="28"/>
+                        </w:rPr>
+                        <w:t xml:space="preserve">Галиев </w:t>
+                      </w:r>
+                      <w:r>
+                        <w:rPr>
+                          <w:sz w:val="28"/>
+                          <w:szCs w:val="28"/>
+                        </w:rPr>
+                        <w:t>Тагир Римович</w:t>
                       </w:r>
                     </w:p>
                     <w:p>
@@ -1823,13 +1917,15 @@
               </wp:inline>
             </w:drawing>
           </mc:Choice>
-          <mc:Fallback xmlns:w16sdtdh="http://schemas.microsoft.com/office/word/2020/wordml/sdtdatahash" xmlns:w16="http://schemas.microsoft.com/office/word/2018/wordml" xmlns:w16cid="http://schemas.microsoft.com/office/word/2016/wordml/cid" xmlns:w16cex="http://schemas.microsoft.com/office/word/2018/wordml/cex" xmlns:a="http://schemas.openxmlformats.org/drawingml/2006/main">
+          <mc:Fallback xmlns:a="http://schemas.openxmlformats.org/drawingml/2006/main" xmlns:w16cex="http://schemas.microsoft.com/office/word/2018/wordml/cex" xmlns:w16cid="http://schemas.microsoft.com/office/word/2016/wordml/cid" xmlns:w16="http://schemas.microsoft.com/office/word/2018/wordml" xmlns:w16sdtdh="http://schemas.microsoft.com/office/word/2020/wordml/sdtdatahash">
             <w:pict>
               <v:group id="group 1" o:spid="_x0000_s0000" style="width:513.00pt;height:306.00pt;mso-wrap-distance-left:0.00pt;mso-wrap-distance-top:0.00pt;mso-wrap-distance-right:0.00pt;mso-wrap-distance-bottom:0.00pt;" coordorigin="0,0" coordsize="65151,38862"/>
             </w:pict>
           </mc:Fallback>
         </mc:AlternateContent>
       </w:r>
+      <w:bookmarkStart w:id="0" w:name="_GoBack"/>
+      <w:bookmarkEnd w:id="0"/>
     </w:p>
     <w:p>
       <w:pPr>

--- a/пдп/01 титульный лист ПДП ИС-222.docx
+++ b/пдп/01 титульный лист ПДП ИС-222.docx
@@ -303,14 +303,14 @@
                                 <w:sz w:val="28"/>
                                 <w:szCs w:val="28"/>
                               </w:rPr>
-                              <w:t xml:space="preserve">  </w:t>
+                              <w:t xml:space="preserve"> ООО</w:t>
                             </w:r>
                             <w:r>
                               <w:rPr>
                                 <w:sz w:val="28"/>
                                 <w:szCs w:val="32"/>
                               </w:rPr>
-                              <w:t>ООО «БС-Платформа»</w:t>
+                              <w:t xml:space="preserve"> «БС-Платформа»</w:t>
                             </w:r>
                           </w:p>
                           <w:p>
@@ -372,7 +372,15 @@
                                 <w:szCs w:val="28"/>
                                 <w:u w:val="single"/>
                               </w:rPr>
-                              <w:t>.04.2026   по  17.05.2026</w:t>
+                              <w:t xml:space="preserve">.04.2026   </w:t>
+                            </w:r>
+                            <w:r>
+                              <w:rPr>
+                                <w:sz w:val="28"/>
+                                <w:szCs w:val="28"/>
+                                <w:u w:val="single"/>
+                              </w:rPr>
+                              <w:t>по 17.05.2026</w:t>
                             </w:r>
                           </w:p>
                           <w:p>
@@ -406,35 +414,14 @@
                                 <w:sz w:val="28"/>
                                 <w:szCs w:val="28"/>
                               </w:rPr>
-                              <w:t>ИС.09.02.07.222б</w:t>
+                              <w:t>ИС.09.02.</w:t>
                             </w:r>
                             <w:r>
                               <w:rPr>
                                 <w:sz w:val="28"/>
                                 <w:szCs w:val="28"/>
                               </w:rPr>
-                              <w:t>.</w:t>
-                            </w:r>
-                            <w:r>
-                              <w:rPr>
-                                <w:sz w:val="28"/>
-                                <w:szCs w:val="28"/>
-                              </w:rPr>
-                              <w:t>11</w:t>
-                            </w:r>
-                            <w:r>
-                              <w:rPr>
-                                <w:sz w:val="28"/>
-                                <w:szCs w:val="28"/>
-                              </w:rPr>
-                              <w:t>.</w:t>
-                            </w:r>
-                            <w:r>
-                              <w:rPr>
-                                <w:sz w:val="28"/>
-                                <w:szCs w:val="28"/>
-                              </w:rPr>
-                              <w:t>ПДП</w:t>
+                              <w:t>07. 222б.11.ПДП</w:t>
                             </w:r>
                           </w:p>
                           <w:p>
@@ -738,7 +725,14 @@
                                 <w:sz w:val="28"/>
                                 <w:szCs w:val="28"/>
                               </w:rPr>
-                              <w:t xml:space="preserve">от учебного заведения  </w:t>
+                              <w:t xml:space="preserve">от учебного </w:t>
+                            </w:r>
+                            <w:r>
+                              <w:rPr>
+                                <w:sz w:val="28"/>
+                                <w:szCs w:val="28"/>
+                              </w:rPr>
+                              <w:t xml:space="preserve">заведения </w:t>
                             </w:r>
                             <w:r>
                               <w:rPr>
@@ -814,12 +808,21 @@
                                 <w:szCs w:val="28"/>
                               </w:rPr>
                             </w:pPr>
+                            <w:bookmarkStart w:id="0" w:name="_GoBack"/>
+                            <w:bookmarkEnd w:id="0"/>
                             <w:r>
                               <w:rPr>
                                 <w:sz w:val="28"/>
                                 <w:szCs w:val="28"/>
                               </w:rPr>
-                              <w:t xml:space="preserve">от  техникума </w:t>
+                              <w:t>от техникума</w:t>
+                            </w:r>
+                            <w:r>
+                              <w:rPr>
+                                <w:sz w:val="28"/>
+                                <w:szCs w:val="28"/>
+                              </w:rPr>
+                              <w:t xml:space="preserve"> </w:t>
                             </w:r>
                             <w:r>
                               <w:rPr>
@@ -1195,14 +1198,14 @@
                           <w:sz w:val="28"/>
                           <w:szCs w:val="28"/>
                         </w:rPr>
-                        <w:t xml:space="preserve">  </w:t>
+                        <w:t xml:space="preserve"> ООО</w:t>
                       </w:r>
                       <w:r>
                         <w:rPr>
                           <w:sz w:val="28"/>
                           <w:szCs w:val="32"/>
                         </w:rPr>
-                        <w:t>ООО «БС-Платформа»</w:t>
+                        <w:t xml:space="preserve"> «БС-Платформа»</w:t>
                       </w:r>
                     </w:p>
                     <w:p>
@@ -1264,7 +1267,15 @@
                           <w:szCs w:val="28"/>
                           <w:u w:val="single"/>
                         </w:rPr>
-                        <w:t>.04.2026   по  17.05.2026</w:t>
+                        <w:t xml:space="preserve">.04.2026   </w:t>
+                      </w:r>
+                      <w:r>
+                        <w:rPr>
+                          <w:sz w:val="28"/>
+                          <w:szCs w:val="28"/>
+                          <w:u w:val="single"/>
+                        </w:rPr>
+                        <w:t>по 17.05.2026</w:t>
                       </w:r>
                     </w:p>
                     <w:p>
@@ -1298,35 +1309,14 @@
                           <w:sz w:val="28"/>
                           <w:szCs w:val="28"/>
                         </w:rPr>
-                        <w:t>ИС.09.02.07.222б</w:t>
+                        <w:t>ИС.09.02.</w:t>
                       </w:r>
                       <w:r>
                         <w:rPr>
                           <w:sz w:val="28"/>
                           <w:szCs w:val="28"/>
                         </w:rPr>
-                        <w:t>.</w:t>
-                      </w:r>
-                      <w:r>
-                        <w:rPr>
-                          <w:sz w:val="28"/>
-                          <w:szCs w:val="28"/>
-                        </w:rPr>
-                        <w:t>11</w:t>
-                      </w:r>
-                      <w:r>
-                        <w:rPr>
-                          <w:sz w:val="28"/>
-                          <w:szCs w:val="28"/>
-                        </w:rPr>
-                        <w:t>.</w:t>
-                      </w:r>
-                      <w:r>
-                        <w:rPr>
-                          <w:sz w:val="28"/>
-                          <w:szCs w:val="28"/>
-                        </w:rPr>
-                        <w:t>ПДП</w:t>
+                        <w:t>07. 222б.11.ПДП</w:t>
                       </w:r>
                     </w:p>
                     <w:p>
@@ -1630,7 +1620,14 @@
                           <w:sz w:val="28"/>
                           <w:szCs w:val="28"/>
                         </w:rPr>
-                        <w:t xml:space="preserve">от учебного заведения  </w:t>
+                        <w:t xml:space="preserve">от учебного </w:t>
+                      </w:r>
+                      <w:r>
+                        <w:rPr>
+                          <w:sz w:val="28"/>
+                          <w:szCs w:val="28"/>
+                        </w:rPr>
+                        <w:t xml:space="preserve">заведения </w:t>
                       </w:r>
                       <w:r>
                         <w:rPr>
@@ -1706,12 +1703,21 @@
                           <w:szCs w:val="28"/>
                         </w:rPr>
                       </w:pPr>
+                      <w:bookmarkStart w:id="1" w:name="_GoBack"/>
+                      <w:bookmarkEnd w:id="1"/>
                       <w:r>
                         <w:rPr>
                           <w:sz w:val="28"/>
                           <w:szCs w:val="28"/>
                         </w:rPr>
-                        <w:t xml:space="preserve">от  техникума </w:t>
+                        <w:t>от техникума</w:t>
+                      </w:r>
+                      <w:r>
+                        <w:rPr>
+                          <w:sz w:val="28"/>
+                          <w:szCs w:val="28"/>
+                        </w:rPr>
+                        <w:t xml:space="preserve"> </w:t>
                       </w:r>
                       <w:r>
                         <w:rPr>
@@ -1917,15 +1923,13 @@
               </wp:inline>
             </w:drawing>
           </mc:Choice>
-          <mc:Fallback xmlns:a="http://schemas.openxmlformats.org/drawingml/2006/main" xmlns:w16cex="http://schemas.microsoft.com/office/word/2018/wordml/cex" xmlns:w16cid="http://schemas.microsoft.com/office/word/2016/wordml/cid" xmlns:w16="http://schemas.microsoft.com/office/word/2018/wordml" xmlns:w16sdtdh="http://schemas.microsoft.com/office/word/2020/wordml/sdtdatahash">
+          <mc:Fallback xmlns:w16sdtdh="http://schemas.microsoft.com/office/word/2020/wordml/sdtdatahash" xmlns:w16="http://schemas.microsoft.com/office/word/2018/wordml" xmlns:w16cid="http://schemas.microsoft.com/office/word/2016/wordml/cid" xmlns:w16cex="http://schemas.microsoft.com/office/word/2018/wordml/cex" xmlns:a="http://schemas.openxmlformats.org/drawingml/2006/main">
             <w:pict>
               <v:group id="group 1" o:spid="_x0000_s0000" style="width:513.00pt;height:306.00pt;mso-wrap-distance-left:0.00pt;mso-wrap-distance-top:0.00pt;mso-wrap-distance-right:0.00pt;mso-wrap-distance-bottom:0.00pt;" coordorigin="0,0" coordsize="65151,38862"/>
             </w:pict>
           </mc:Fallback>
         </mc:AlternateContent>
       </w:r>
-      <w:bookmarkStart w:id="0" w:name="_GoBack"/>
-      <w:bookmarkEnd w:id="0"/>
     </w:p>
     <w:p>
       <w:pPr>
